--- a/SPACE-Tag-protocol.docx
+++ b/SPACE-Tag-protocol.docx
@@ -6094,10 +6094,10 @@
           <w:bCs/>
           <w:b/>
         </w:rPr>
-        <w:t xml:space="preserve">0.1x SPRI</w:t>
-      </w:r>
-      <w:r>
-        <w:t xml:space="preserve">; elute in 40 µl. Use 20 µl for index PCR.</w:t>
+        <w:t xml:space="preserve">1x SPRI</w:t>
+      </w:r>
+      <w:r>
+        <w:t xml:space="preserve">; elute in 50 µl. Use 10 µl for index PCR.</w:t>
       </w:r>
     </w:p>
     <w:p>

--- a/SPACE-Tag-protocol.docx
+++ b/SPACE-Tag-protocol.docx
@@ -28,7 +28,7 @@
         </w:p>
       </w:sdtContent>
     </w:sdt>
-    <w:bookmarkStart w:id="53" w:name="X8a9fedf4b40426de09aa96b4e09c2dfbed3ee4b"/>
+    <w:bookmarkStart w:id="52" w:name="X8a9fedf4b40426de09aa96b4e09c2dfbed3ee4b"/>
     <w:p>
       <w:pPr>
         <w:pStyle w:val="Heading1"/>
@@ -3120,7 +3120,7 @@
     </w:p>
     <w:bookmarkEnd w:id="41"/>
     <w:bookmarkEnd w:id="42"/>
-    <w:bookmarkStart w:id="47" w:name="day-2"/>
+    <w:bookmarkStart w:id="51" w:name="day-2"/>
     <w:p>
       <w:pPr>
         <w:pStyle w:val="Heading2"/>
@@ -4703,17 +4703,7 @@
       </w:r>
     </w:p>
     <w:bookmarkEnd w:id="46"/>
-    <w:bookmarkEnd w:id="47"/>
-    <w:bookmarkStart w:id="52" w:name="day-3"/>
-    <w:p>
-      <w:pPr>
-        <w:pStyle w:val="Heading2"/>
-      </w:pPr>
-      <w:r>
-        <w:t xml:space="preserve">Day 3</w:t>
-      </w:r>
-    </w:p>
-    <w:bookmarkStart w:id="48" w:name="step-13-denaturation-post-rt"/>
+    <w:bookmarkStart w:id="47" w:name="step-13-denaturation-post-rt"/>
     <w:p>
       <w:pPr>
         <w:pStyle w:val="Heading3"/>
@@ -4852,8 +4842,8 @@
         </w:pict>
       </w:r>
     </w:p>
-    <w:bookmarkEnd w:id="48"/>
-    <w:bookmarkStart w:id="49" w:name="step-14-second-strand-synthesis"/>
+    <w:bookmarkEnd w:id="47"/>
+    <w:bookmarkStart w:id="48" w:name="step-14-second-strand-synthesis"/>
     <w:p>
       <w:pPr>
         <w:pStyle w:val="Heading3"/>
@@ -5309,8 +5299,8 @@
         </w:pict>
       </w:r>
     </w:p>
-    <w:bookmarkEnd w:id="49"/>
-    <w:bookmarkStart w:id="50" w:name="step-15-denaturation-post-second-strand"/>
+    <w:bookmarkEnd w:id="48"/>
+    <w:bookmarkStart w:id="49" w:name="step-15-denaturation-post-second-strand"/>
     <w:p>
       <w:pPr>
         <w:pStyle w:val="Heading3"/>
@@ -5489,8 +5479,8 @@
         </w:pict>
       </w:r>
     </w:p>
-    <w:bookmarkEnd w:id="50"/>
-    <w:bookmarkStart w:id="51" w:name="step-16-pcr-library-amplification"/>
+    <w:bookmarkEnd w:id="49"/>
+    <w:bookmarkStart w:id="50" w:name="step-16-pcr-library-amplification"/>
     <w:p>
       <w:pPr>
         <w:pStyle w:val="Heading3"/>
@@ -6339,9 +6329,9 @@
         <w:t xml:space="preserve">0.65x SPRI purification</w:t>
       </w:r>
     </w:p>
+    <w:bookmarkEnd w:id="50"/>
     <w:bookmarkEnd w:id="51"/>
     <w:bookmarkEnd w:id="52"/>
-    <w:bookmarkEnd w:id="53"/>
     <w:sectPr/>
   </w:body>
 </w:document>

--- a/SPACE-Tag-protocol.docx
+++ b/SPACE-Tag-protocol.docx
@@ -6163,7 +6163,7 @@
               <w:jc w:val="left"/>
             </w:pPr>
             <w:r>
-              <w:t xml:space="preserve">20 µl</w:t>
+              <w:t xml:space="preserve">10 µl</w:t>
             </w:r>
           </w:p>
         </w:tc>
@@ -6189,7 +6189,7 @@
               <w:jc w:val="left"/>
             </w:pPr>
             <w:r>
-              <w:t xml:space="preserve">2.5 µl</w:t>
+              <w:t xml:space="preserve">5 µl</w:t>
             </w:r>
           </w:p>
         </w:tc>
@@ -6215,7 +6215,33 @@
               <w:jc w:val="left"/>
             </w:pPr>
             <w:r>
-              <w:t xml:space="preserve">2.5 µl</w:t>
+              <w:t xml:space="preserve">5 µl</w:t>
+            </w:r>
+          </w:p>
+        </w:tc>
+      </w:tr>
+      <w:tr>
+        <w:tc>
+          <w:tcPr/>
+          <w:p>
+            <w:pPr>
+              <w:pStyle w:val="Compact"/>
+              <w:jc w:val="left"/>
+            </w:pPr>
+            <w:r>
+              <w:t xml:space="preserve">H2O</w:t>
+            </w:r>
+          </w:p>
+        </w:tc>
+        <w:tc>
+          <w:tcPr/>
+          <w:p>
+            <w:pPr>
+              <w:pStyle w:val="Compact"/>
+              <w:jc w:val="left"/>
+            </w:pPr>
+            <w:r>
+              <w:t xml:space="preserve">30 µl</w:t>
             </w:r>
           </w:p>
         </w:tc>

--- a/SPACE-Tag-protocol.docx
+++ b/SPACE-Tag-protocol.docx
@@ -6342,6 +6342,12 @@
         <w:t xml:space="preserve"> </w:t>
       </w:r>
       <w:r>
+        <w:t xml:space="preserve">Run a gel to check product size first, we do see variations on products vs primer dimer distributions.</w:t>
+      </w:r>
+      <w:r>
+        <w:t xml:space="preserve"> </w:t>
+      </w:r>
+      <w:r>
         <w:t xml:space="preserve">Perform</w:t>
       </w:r>
       <w:r>
@@ -6353,6 +6359,28 @@
           <w:b/>
         </w:rPr>
         <w:t xml:space="preserve">0.65x SPRI purification</w:t>
+      </w:r>
+      <w:r>
+        <w:t xml:space="preserve"> </w:t>
+      </w:r>
+      <w:r>
+        <w:t xml:space="preserve">(target product ~400bp) or a</w:t>
+      </w:r>
+      <w:r>
+        <w:t xml:space="preserve"> </w:t>
+      </w:r>
+      <w:r>
+        <w:rPr>
+          <w:bCs/>
+          <w:b/>
+        </w:rPr>
+        <w:t xml:space="preserve">0.8x SPRI purification</w:t>
+      </w:r>
+      <w:r>
+        <w:t xml:space="preserve"> </w:t>
+      </w:r>
+      <w:r>
+        <w:t xml:space="preserve">(target product ~300bp)</w:t>
       </w:r>
     </w:p>
     <w:bookmarkEnd w:id="50"/>
